--- a/_site/jbenun_system_info.docx
+++ b/_site/jbenun_system_info.docx
@@ -449,7 +449,7 @@
         <w:rPr>
           <w:rStyle w:val="VerbatimChar"/>
         </w:rPr>
-        <w:t xml:space="preserve">Available Memory (MB): 4894.41</w:t>
+        <w:t xml:space="preserve">Available Memory (MB): 4929.62</w:t>
       </w:r>
     </w:p>
     <w:sectPr>

--- a/_site/jbenun_system_info.docx
+++ b/_site/jbenun_system_info.docx
@@ -31,7 +31,7 @@
         <w:pStyle w:val="Date"/>
       </w:pPr>
       <w:r>
-        <w:t xml:space="preserve">March 22, 2026</w:t>
+        <w:t xml:space="preserve">April 15, 2026</w:t>
       </w:r>
     </w:p>
     <w:p>
@@ -404,7 +404,7 @@
         <w:rPr>
           <w:rStyle w:val="VerbatimChar"/>
         </w:rPr>
-        <w:t xml:space="preserve">Operating System: Linux 6.17.0-1009-aws</w:t>
+        <w:t xml:space="preserve">Operating System: Linux 6.17.0-1010-aws</w:t>
       </w:r>
       <w:r>
         <w:br/>
@@ -449,7 +449,7 @@
         <w:rPr>
           <w:rStyle w:val="VerbatimChar"/>
         </w:rPr>
-        <w:t xml:space="preserve">Available Memory (MB): 4929.62</w:t>
+        <w:t xml:space="preserve">Available Memory (MB): 4203.23</w:t>
       </w:r>
     </w:p>
     <w:sectPr>
